--- a/Databases Used.docx
+++ b/Databases Used.docx
@@ -19,13 +19,8 @@
     </w:p>
     <w:p/>
     <w:p>
-      <w:proofErr w:type="spellStart"/>
-      <w:r>
-        <w:t>Shivamgiri</w:t>
-      </w:r>
-      <w:proofErr w:type="spellEnd"/>
-      <w:r>
-        <w:t>: MySQL</w:t>
+      <w:r>
+        <w:t>Shivamgiri: MySQL</w:t>
       </w:r>
     </w:p>
     <w:p>
@@ -58,89 +53,43 @@
       </w:r>
       <w:r>
         <w:tab/>
-      </w:r>
-      <w:proofErr w:type="spellStart"/>
-      <w:r>
         <w:t>Mx_ATDEventTrn</w:t>
       </w:r>
-      <w:proofErr w:type="spellEnd"/>
       <w:r>
         <w:tab/>
-        <w:t xml:space="preserve">Biometric punches using </w:t>
-      </w:r>
-      <w:proofErr w:type="spellStart"/>
-      <w:r>
-        <w:t>UserID</w:t>
-      </w:r>
-      <w:proofErr w:type="spellEnd"/>
-      <w:r>
-        <w:t xml:space="preserve"> and </w:t>
-      </w:r>
-      <w:proofErr w:type="spellStart"/>
-      <w:r>
-        <w:t>Edatetime</w:t>
-      </w:r>
-      <w:proofErr w:type="spellEnd"/>
-      <w:r>
-        <w:t>. Calculates punch-in, punch-out and working hours.</w:t>
-      </w:r>
-    </w:p>
-    <w:p>
-      <w:proofErr w:type="spellStart"/>
+        <w:t>Biometric punches using UserID and Edatetime. Calculates punch-in, punch-out and working hours.</w:t>
+      </w:r>
+    </w:p>
+    <w:p>
       <w:r>
         <w:t>Shivamgiri</w:t>
       </w:r>
-      <w:proofErr w:type="spellEnd"/>
       <w:r>
         <w:tab/>
-      </w:r>
-      <w:proofErr w:type="spellStart"/>
-      <w:r>
         <w:t>EmployeeDetails</w:t>
       </w:r>
-      <w:proofErr w:type="spellEnd"/>
       <w:r>
         <w:tab/>
-        <w:t xml:space="preserve">Employee name, </w:t>
-      </w:r>
-      <w:proofErr w:type="spellStart"/>
-      <w:r>
-        <w:t>EmpCode</w:t>
-      </w:r>
-      <w:proofErr w:type="spellEnd"/>
-      <w:r>
-        <w:t>, designation, role, password and assigned manager.</w:t>
-      </w:r>
-    </w:p>
-    <w:p>
-      <w:proofErr w:type="spellStart"/>
+        <w:t>Employee name, EmpCode, designation, role, password and assigned manager.</w:t>
+      </w:r>
+    </w:p>
+    <w:p>
       <w:r>
         <w:t>Shivamgiri</w:t>
       </w:r>
-      <w:proofErr w:type="spellEnd"/>
       <w:r>
         <w:tab/>
         <w:t>Managers</w:t>
       </w:r>
       <w:r>
         <w:tab/>
-        <w:t xml:space="preserve">Manager </w:t>
-      </w:r>
-      <w:proofErr w:type="spellStart"/>
-      <w:r>
-        <w:t>EmpCode</w:t>
-      </w:r>
-      <w:proofErr w:type="spellEnd"/>
-      <w:r>
-        <w:t>, name, process and unique manager code.</w:t>
-      </w:r>
-    </w:p>
-    <w:p>
-      <w:proofErr w:type="spellStart"/>
+        <w:t>Manager EmpCode, name, process and unique manager code.</w:t>
+      </w:r>
+    </w:p>
+    <w:p>
       <w:r>
         <w:t>Shivamgiri</w:t>
       </w:r>
-      <w:proofErr w:type="spellEnd"/>
       <w:r>
         <w:tab/>
         <w:t>Holidays</w:t>
@@ -151,38 +100,26 @@
       </w:r>
     </w:p>
     <w:p>
-      <w:proofErr w:type="spellStart"/>
       <w:r>
         <w:t>Shivamgiri</w:t>
       </w:r>
-      <w:proofErr w:type="spellEnd"/>
       <w:r>
         <w:tab/>
-      </w:r>
-      <w:proofErr w:type="spellStart"/>
-      <w:r>
         <w:t>SupportQueries</w:t>
       </w:r>
-      <w:proofErr w:type="spellEnd"/>
       <w:r>
         <w:tab/>
         <w:t>Employee query subject/message, manager, attachment, status and resolution details.</w:t>
       </w:r>
     </w:p>
     <w:p>
-      <w:proofErr w:type="spellStart"/>
       <w:r>
         <w:t>Shivamgiri</w:t>
       </w:r>
-      <w:proofErr w:type="spellEnd"/>
       <w:r>
         <w:tab/>
-      </w:r>
-      <w:proofErr w:type="spellStart"/>
-      <w:r>
         <w:t>PasswordResetRequests</w:t>
       </w:r>
-      <w:proofErr w:type="spellEnd"/>
       <w:r>
         <w:tab/>
         <w:t>Pending, approved and rejected password-reset requests.</w:t>
@@ -195,74 +132,34 @@
       </w:r>
     </w:p>
     <w:p>
-      <w:proofErr w:type="spellStart"/>
-      <w:r>
-        <w:t>EmployeeDetails.assign_manager_id</w:t>
-      </w:r>
-      <w:proofErr w:type="spellEnd"/>
-      <w:r>
-        <w:t xml:space="preserve"> → </w:t>
-      </w:r>
-      <w:proofErr w:type="spellStart"/>
-      <w:r>
-        <w:t>Managers.managar_unique_code</w:t>
-      </w:r>
-      <w:proofErr w:type="spellEnd"/>
-    </w:p>
-    <w:p>
-      <w:proofErr w:type="spellStart"/>
-      <w:r>
-        <w:t>SupportQueries.EmployeeID</w:t>
-      </w:r>
-      <w:proofErr w:type="spellEnd"/>
-      <w:r>
-        <w:t xml:space="preserve"> → EmployeeDetails.ID</w:t>
-      </w:r>
-    </w:p>
-    <w:p>
-      <w:proofErr w:type="spellStart"/>
-      <w:r>
-        <w:t>SupportQueries.ManagerID</w:t>
-      </w:r>
-      <w:proofErr w:type="spellEnd"/>
-      <w:r>
-        <w:t xml:space="preserve"> → Managers.ID</w:t>
-      </w:r>
-    </w:p>
-    <w:p>
-      <w:proofErr w:type="spellStart"/>
-      <w:r>
-        <w:t>PasswordResetRequests.EmployeeID</w:t>
-      </w:r>
-      <w:proofErr w:type="spellEnd"/>
-      <w:r>
-        <w:t xml:space="preserve"> → EmployeeDetails.ID</w:t>
-      </w:r>
-    </w:p>
-    <w:p>
-      <w:proofErr w:type="spellStart"/>
-      <w:r>
-        <w:t>PasswordResetRequests.ManagerID</w:t>
-      </w:r>
-      <w:proofErr w:type="spellEnd"/>
-      <w:r>
-        <w:t xml:space="preserve"> → Managers.ID</w:t>
-      </w:r>
-    </w:p>
-    <w:p>
-      <w:proofErr w:type="spellStart"/>
-      <w:r>
-        <w:t>Mx_ATDEventTrn.UserID</w:t>
-      </w:r>
-      <w:proofErr w:type="spellEnd"/>
-      <w:r>
-        <w:t xml:space="preserve"> matches </w:t>
-      </w:r>
-      <w:proofErr w:type="spellStart"/>
-      <w:r>
-        <w:t>EmployeeDetails.EmpCode</w:t>
-      </w:r>
-      <w:proofErr w:type="spellEnd"/>
+      <w:r>
+        <w:t>EmployeeDetails.assign_manager_id → Managers.managar_unique_code</w:t>
+      </w:r>
+    </w:p>
+    <w:p>
+      <w:r>
+        <w:t>SupportQueries.EmployeeID → EmployeeDetails.ID</w:t>
+      </w:r>
+    </w:p>
+    <w:p>
+      <w:r>
+        <w:t>SupportQueries.ManagerID → Managers.ID</w:t>
+      </w:r>
+    </w:p>
+    <w:p>
+      <w:r>
+        <w:t>PasswordResetRequests.EmployeeID → EmployeeDetails.ID</w:t>
+      </w:r>
+    </w:p>
+    <w:p>
+      <w:r>
+        <w:t>PasswordResetRequests.ManagerID → Managers.ID</w:t>
+      </w:r>
+    </w:p>
+    <w:p>
+      <w:r>
+        <w:t>Mx_ATDEventTrn.UserID matches EmployeeDetails.EmpCode</w:t>
+      </w:r>
     </w:p>
     <w:sectPr>
       <w:pgSz w:w="11906" w:h="16838"/>
